--- a/learning_materials/Ubutun常用指令.docx
+++ b/learning_materials/Ubutun常用指令.docx
@@ -659,8 +659,6 @@
         </w:rPr>
         <w:t>0</w:t>
       </w:r>
-      <w:bookmarkStart w:id="0" w:name="_GoBack"/>
-      <w:bookmarkEnd w:id="0"/>
     </w:p>
     <w:p>
       <w:pPr>
@@ -1287,6 +1285,8 @@
         </w:rPr>
         <w:t>1779657315-cmyk</w:t>
       </w:r>
+      <w:bookmarkStart w:id="0" w:name="_GoBack"/>
+      <w:bookmarkEnd w:id="0"/>
     </w:p>
     <w:p>
       <w:pPr>
@@ -1313,6 +1313,33 @@
           <w:lang w:val="en-US" w:eastAsia="zh-CN"/>
         </w:rPr>
         <w:t>地址: cd /mnt/d/Work/my_git_warehouse</w:t>
+      </w:r>
+    </w:p>
+    <w:p>
+      <w:pPr>
+        <w:rPr>
+          <w:rFonts w:hint="default" w:ascii="宋体" w:hAnsi="宋体" w:eastAsia="宋体" w:cs="宋体"/>
+          <w:i w:val="0"/>
+          <w:iCs w:val="0"/>
+          <w:caps w:val="0"/>
+          <w:spacing w:val="0"/>
+          <w:sz w:val="24"/>
+          <w:szCs w:val="24"/>
+          <w:lang w:val="en-US" w:eastAsia="zh-CN"/>
+        </w:rPr>
+      </w:pPr>
+      <w:r>
+        <w:rPr>
+          <w:rFonts w:hint="eastAsia" w:ascii="宋体" w:hAnsi="宋体" w:eastAsia="宋体" w:cs="宋体"/>
+          <w:i w:val="0"/>
+          <w:iCs w:val="0"/>
+          <w:caps w:val="0"/>
+          <w:spacing w:val="0"/>
+          <w:sz w:val="24"/>
+          <w:szCs w:val="24"/>
+          <w:lang w:val="en-US" w:eastAsia="zh-CN"/>
+        </w:rPr>
+        <w:t>cd /mnt/d/Work/my_git_warehouse/learning_materials/407_code</w:t>
       </w:r>
     </w:p>
     <w:p>
